--- a/26fall/1870/Note/ws/ws1.2.docx
+++ b/26fall/1870/Note/ws/ws1.2.docx
@@ -400,7 +400,7 @@
       </w:pPr>
       <w:r>
         <w:rPr>
-          <w:rFonts w:cstheme="majorBidi" w:hint="eastAsia"/>
+          <w:rFonts w:cstheme="majorBidi"/>
           <w:noProof/>
           <w:color w:val="0F4761" w:themeColor="accent1" w:themeShade="BF"/>
           <w:sz w:val="24"/>
@@ -408,10 +408,10 @@
         </w:rPr>
         <w:lastRenderedPageBreak/>
         <w:drawing>
-          <wp:inline distT="0" distB="0" distL="0" distR="0" wp14:anchorId="54886185" wp14:editId="0F36E3C2">
-            <wp:extent cx="6645910" cy="2051050"/>
-            <wp:effectExtent l="0" t="0" r="2540" b="6350"/>
-            <wp:docPr id="2413847" name="图片 2"/>
+          <wp:inline distT="0" distB="0" distL="0" distR="0" wp14:anchorId="7032C972" wp14:editId="2AC5DC84">
+            <wp:extent cx="6645910" cy="1971675"/>
+            <wp:effectExtent l="0" t="0" r="2540" b="9525"/>
+            <wp:docPr id="2079303211" name="图片 12"/>
             <wp:cNvGraphicFramePr>
               <a:graphicFrameLocks xmlns:a="http://schemas.openxmlformats.org/drawingml/2006/main" noChangeAspect="1"/>
             </wp:cNvGraphicFramePr>
@@ -419,7 +419,7 @@
               <a:graphicData uri="http://schemas.openxmlformats.org/drawingml/2006/picture">
                 <pic:pic xmlns:pic="http://schemas.openxmlformats.org/drawingml/2006/picture">
                   <pic:nvPicPr>
-                    <pic:cNvPr id="0" name="Picture 2"/>
+                    <pic:cNvPr id="0" name="Picture 30"/>
                     <pic:cNvPicPr>
                       <a:picLocks noChangeAspect="1" noChangeArrowheads="1"/>
                     </pic:cNvPicPr>
@@ -440,7 +440,7 @@
                   <pic:spPr bwMode="auto">
                     <a:xfrm>
                       <a:off x="0" y="0"/>
-                      <a:ext cx="6645910" cy="2051050"/>
+                      <a:ext cx="6645910" cy="1971675"/>
                     </a:xfrm>
                     <a:prstGeom prst="rect">
                       <a:avLst/>
@@ -462,6 +462,18 @@
         <w:widowControl/>
         <w:jc w:val="left"/>
         <w:rPr>
+          <w:rFonts w:cstheme="majorBidi" w:hint="eastAsia"/>
+          <w:color w:val="0F4761" w:themeColor="accent1" w:themeShade="BF"/>
+          <w:sz w:val="24"/>
+          <w:szCs w:val="24"/>
+        </w:rPr>
+      </w:pPr>
+    </w:p>
+    <w:p>
+      <w:pPr>
+        <w:widowControl/>
+        <w:jc w:val="left"/>
+        <w:rPr>
           <w:rFonts w:cstheme="majorBidi"/>
           <w:color w:val="0F4761" w:themeColor="accent1" w:themeShade="BF"/>
           <w:sz w:val="24"/>
@@ -470,17 +482,17 @@
       </w:pPr>
       <w:r>
         <w:rPr>
-          <w:rFonts w:cstheme="majorBidi" w:hint="eastAsia"/>
+          <w:rFonts w:cstheme="majorBidi"/>
           <w:noProof/>
           <w:color w:val="0F4761" w:themeColor="accent1" w:themeShade="BF"/>
           <w:sz w:val="24"/>
           <w:szCs w:val="24"/>
         </w:rPr>
         <w:drawing>
-          <wp:inline distT="0" distB="0" distL="0" distR="0" wp14:anchorId="1E08B360" wp14:editId="4ED2319D">
-            <wp:extent cx="6384897" cy="4266573"/>
-            <wp:effectExtent l="0" t="0" r="0" b="635"/>
-            <wp:docPr id="1850218696" name="图片 4"/>
+          <wp:inline distT="0" distB="0" distL="0" distR="0" wp14:anchorId="77BD1329" wp14:editId="4A4069E4">
+            <wp:extent cx="6638925" cy="2362200"/>
+            <wp:effectExtent l="0" t="0" r="9525" b="0"/>
+            <wp:docPr id="1902540171" name="图片 11"/>
             <wp:cNvGraphicFramePr>
               <a:graphicFrameLocks xmlns:a="http://schemas.openxmlformats.org/drawingml/2006/main" noChangeAspect="1"/>
             </wp:cNvGraphicFramePr>
@@ -488,7 +500,7 @@
               <a:graphicData uri="http://schemas.openxmlformats.org/drawingml/2006/picture">
                 <pic:pic xmlns:pic="http://schemas.openxmlformats.org/drawingml/2006/picture">
                   <pic:nvPicPr>
-                    <pic:cNvPr id="0" name="Picture 4"/>
+                    <pic:cNvPr id="0" name="Picture 29"/>
                     <pic:cNvPicPr>
                       <a:picLocks noChangeAspect="1" noChangeArrowheads="1"/>
                     </pic:cNvPicPr>
@@ -509,7 +521,7 @@
                   <pic:spPr bwMode="auto">
                     <a:xfrm>
                       <a:off x="0" y="0"/>
-                      <a:ext cx="6400027" cy="4276684"/>
+                      <a:ext cx="6638925" cy="2362200"/>
                     </a:xfrm>
                     <a:prstGeom prst="rect">
                       <a:avLst/>
@@ -528,27 +540,152 @@
     </w:p>
     <w:p>
       <w:pPr>
-        <w:pStyle w:val="6"/>
-      </w:pPr>
-      <w:r>
+        <w:widowControl/>
+        <w:jc w:val="left"/>
         <w:rPr>
-          <w:rFonts w:hint="eastAsia"/>
+          <w:rFonts w:cstheme="majorBidi" w:hint="eastAsia"/>
+          <w:color w:val="0F4761" w:themeColor="accent1" w:themeShade="BF"/>
+          <w:sz w:val="24"/>
+          <w:szCs w:val="24"/>
         </w:rPr>
-        <w:t>规则对比</w:t>
-      </w:r>
+      </w:pPr>
     </w:p>
     <w:tbl>
       <w:tblPr>
         <w:tblStyle w:val="af1"/>
-        <w:tblW w:w="0" w:type="auto"/>
+        <w:tblW w:w="10740" w:type="dxa"/>
         <w:tblLook w:val="04A0" w:firstRow="1" w:lastRow="0" w:firstColumn="1" w:lastColumn="0" w:noHBand="0" w:noVBand="1"/>
       </w:tblPr>
       <w:tblGrid>
         <w:gridCol w:w="1032"/>
-        <w:gridCol w:w="1568"/>
-        <w:gridCol w:w="1730"/>
-        <w:gridCol w:w="6126"/>
+        <w:gridCol w:w="1770"/>
+        <w:gridCol w:w="1701"/>
+        <w:gridCol w:w="6237"/>
       </w:tblGrid>
+      <w:tr>
+        <w:tc>
+          <w:tcPr>
+            <w:tcW w:w="1032" w:type="dxa"/>
+            <w:shd w:val="clear" w:color="auto" w:fill="CAEDFB" w:themeFill="accent4" w:themeFillTint="33"/>
+          </w:tcPr>
+          <w:p>
+            <w:pPr>
+              <w:jc w:val="center"/>
+              <w:rPr>
+                <w:rFonts w:cstheme="majorBidi" w:hint="eastAsia"/>
+                <w:b/>
+                <w:bCs/>
+                <w:sz w:val="24"/>
+                <w:szCs w:val="24"/>
+              </w:rPr>
+            </w:pPr>
+            <w:r>
+              <w:rPr>
+                <w:rFonts w:cstheme="majorBidi" w:hint="eastAsia"/>
+                <w:b/>
+                <w:bCs/>
+                <w:sz w:val="24"/>
+                <w:szCs w:val="24"/>
+              </w:rPr>
+              <w:t>作用谁</w:t>
+            </w:r>
+          </w:p>
+        </w:tc>
+        <w:tc>
+          <w:tcPr>
+            <w:tcW w:w="1770" w:type="dxa"/>
+            <w:shd w:val="clear" w:color="auto" w:fill="CAEDFB" w:themeFill="accent4" w:themeFillTint="33"/>
+          </w:tcPr>
+          <w:p>
+            <w:pPr>
+              <w:jc w:val="center"/>
+              <w:rPr>
+                <w:rFonts w:cstheme="majorBidi"/>
+                <w:b/>
+                <w:bCs/>
+                <w:sz w:val="24"/>
+                <w:szCs w:val="24"/>
+              </w:rPr>
+            </w:pPr>
+            <w:r>
+              <w:rPr>
+                <w:rFonts w:cstheme="majorBidi" w:hint="eastAsia"/>
+                <w:b/>
+                <w:bCs/>
+                <w:sz w:val="24"/>
+                <w:szCs w:val="24"/>
+              </w:rPr>
+              <w:t>推理</w:t>
+            </w:r>
+            <w:r>
+              <w:rPr>
+                <w:rFonts w:cstheme="majorBidi" w:hint="eastAsia"/>
+                <w:b/>
+                <w:bCs/>
+                <w:sz w:val="24"/>
+                <w:szCs w:val="24"/>
+              </w:rPr>
+              <w:t>规则和行</w:t>
+            </w:r>
+          </w:p>
+        </w:tc>
+        <w:tc>
+          <w:tcPr>
+            <w:tcW w:w="1701" w:type="dxa"/>
+            <w:shd w:val="clear" w:color="auto" w:fill="CAEDFB" w:themeFill="accent4" w:themeFillTint="33"/>
+          </w:tcPr>
+          <w:p>
+            <w:pPr>
+              <w:jc w:val="center"/>
+              <w:rPr>
+                <w:rFonts w:cstheme="majorBidi" w:hint="eastAsia"/>
+                <w:b/>
+                <w:bCs/>
+                <w:sz w:val="24"/>
+                <w:szCs w:val="24"/>
+              </w:rPr>
+            </w:pPr>
+            <w:r>
+              <w:rPr>
+                <w:rFonts w:cstheme="majorBidi" w:hint="eastAsia"/>
+                <w:b/>
+                <w:bCs/>
+                <w:sz w:val="24"/>
+                <w:szCs w:val="24"/>
+              </w:rPr>
+              <w:t>推理效果</w:t>
+            </w:r>
+          </w:p>
+        </w:tc>
+        <w:tc>
+          <w:tcPr>
+            <w:tcW w:w="6237" w:type="dxa"/>
+            <w:shd w:val="clear" w:color="auto" w:fill="CAEDFB" w:themeFill="accent4" w:themeFillTint="33"/>
+          </w:tcPr>
+          <w:p>
+            <w:pPr>
+              <w:jc w:val="center"/>
+              <w:rPr>
+                <w:rFonts w:cstheme="majorBidi"/>
+                <w:b/>
+                <w:bCs/>
+                <w:sz w:val="24"/>
+                <w:szCs w:val="24"/>
+              </w:rPr>
+            </w:pPr>
+            <w:r>
+              <w:rPr>
+                <w:rFonts w:cstheme="majorBidi" w:hint="eastAsia"/>
+                <w:b/>
+                <w:bCs/>
+                <w:sz w:val="24"/>
+                <w:szCs w:val="24"/>
+              </w:rPr>
+              <w:t>推理公式（上面为 premise，下面为conclusion）</w:t>
+            </w:r>
+          </w:p>
+        </w:tc>
+      </w:tr>
       <w:tr>
         <w:tc>
           <w:tcPr>
@@ -574,7 +711,7 @@
         </w:tc>
         <w:tc>
           <w:tcPr>
-            <w:tcW w:w="1568" w:type="dxa"/>
+            <w:tcW w:w="1770" w:type="dxa"/>
           </w:tcPr>
           <w:p>
             <w:pPr>
@@ -601,22 +738,13 @@
                 <w:sz w:val="24"/>
                 <w:szCs w:val="24"/>
               </w:rPr>
-              <w:t xml:space="preserve">Elim     </w:t>
-            </w:r>
-            <w:r>
-              <w:rPr>
-                <w:rFonts w:cstheme="majorBidi" w:hint="eastAsia"/>
-                <w:color w:val="0F4761" w:themeColor="accent1" w:themeShade="BF"/>
-                <w:sz w:val="24"/>
-                <w:szCs w:val="24"/>
-              </w:rPr>
-              <w:t>i</w:t>
+              <w:t>Elim     i</w:t>
             </w:r>
           </w:p>
         </w:tc>
         <w:tc>
           <w:tcPr>
-            <w:tcW w:w="1730" w:type="dxa"/>
+            <w:tcW w:w="1701" w:type="dxa"/>
           </w:tcPr>
           <w:p>
             <w:pPr>
@@ -634,7 +762,7 @@
                 <w:sz w:val="24"/>
                 <w:szCs w:val="24"/>
               </w:rPr>
-              <w:t>结论消除</w:t>
+              <w:t>消除</w:t>
             </w:r>
             <w:r>
               <w:rPr>
@@ -649,7 +777,7 @@
         </w:tc>
         <w:tc>
           <w:tcPr>
-            <w:tcW w:w="6126" w:type="dxa"/>
+            <w:tcW w:w="6237" w:type="dxa"/>
           </w:tcPr>
           <w:p>
             <w:pPr>
@@ -668,7 +796,7 @@
                 <w:szCs w:val="24"/>
               </w:rPr>
               <w:drawing>
-                <wp:inline distT="0" distB="0" distL="0" distR="0" wp14:anchorId="642A5915" wp14:editId="47A858AA">
+                <wp:inline distT="0" distB="0" distL="0" distR="0" wp14:anchorId="675210EC" wp14:editId="52602565">
                   <wp:extent cx="1276528" cy="352474"/>
                   <wp:effectExtent l="0" t="0" r="0" b="9525"/>
                   <wp:docPr id="1470734093" name="图片 1"/>
@@ -725,7 +853,7 @@
         </w:tc>
         <w:tc>
           <w:tcPr>
-            <w:tcW w:w="1568" w:type="dxa"/>
+            <w:tcW w:w="1770" w:type="dxa"/>
           </w:tcPr>
           <w:p>
             <w:pPr>
@@ -794,7 +922,7 @@
         </w:tc>
         <w:tc>
           <w:tcPr>
-            <w:tcW w:w="1730" w:type="dxa"/>
+            <w:tcW w:w="1701" w:type="dxa"/>
           </w:tcPr>
           <w:p>
             <w:pPr>
@@ -812,7 +940,7 @@
                 <w:sz w:val="24"/>
                 <w:szCs w:val="24"/>
               </w:rPr>
-              <w:t>结论产生</w:t>
+              <w:t>产生</w:t>
             </w:r>
             <w:r>
               <w:rPr>
@@ -827,7 +955,7 @@
         </w:tc>
         <w:tc>
           <w:tcPr>
-            <w:tcW w:w="6126" w:type="dxa"/>
+            <w:tcW w:w="6237" w:type="dxa"/>
           </w:tcPr>
           <w:p>
             <w:pPr>
@@ -846,7 +974,7 @@
                 <w:szCs w:val="24"/>
               </w:rPr>
               <w:drawing>
-                <wp:inline distT="0" distB="0" distL="0" distR="0" wp14:anchorId="205E4A07" wp14:editId="5C4AA0F8">
+                <wp:inline distT="0" distB="0" distL="0" distR="0" wp14:anchorId="4D87709A" wp14:editId="5FF7A6C6">
                   <wp:extent cx="533474" cy="362001"/>
                   <wp:effectExtent l="0" t="0" r="0" b="0"/>
                   <wp:docPr id="271751161" name="图片 1"/>
@@ -909,7 +1037,7 @@
         </w:tc>
         <w:tc>
           <w:tcPr>
-            <w:tcW w:w="1568" w:type="dxa"/>
+            <w:tcW w:w="1770" w:type="dxa"/>
           </w:tcPr>
           <w:p>
             <w:pPr>
@@ -978,7 +1106,7 @@
         </w:tc>
         <w:tc>
           <w:tcPr>
-            <w:tcW w:w="1730" w:type="dxa"/>
+            <w:tcW w:w="1701" w:type="dxa"/>
           </w:tcPr>
           <w:p>
             <w:pPr>
@@ -996,7 +1124,7 @@
                 <w:sz w:val="24"/>
                 <w:szCs w:val="24"/>
               </w:rPr>
-              <w:t>结论消除</w:t>
+              <w:t>消除</w:t>
             </w:r>
             <w:r>
               <w:rPr>
@@ -1011,7 +1139,7 @@
         </w:tc>
         <w:tc>
           <w:tcPr>
-            <w:tcW w:w="6126" w:type="dxa"/>
+            <w:tcW w:w="6237" w:type="dxa"/>
           </w:tcPr>
           <w:p>
             <w:pPr>
@@ -1030,7 +1158,7 @@
                 <w:szCs w:val="24"/>
               </w:rPr>
               <w:drawing>
-                <wp:inline distT="0" distB="0" distL="0" distR="0" wp14:anchorId="360E2D4D" wp14:editId="58ECA954">
+                <wp:inline distT="0" distB="0" distL="0" distR="0" wp14:anchorId="3AC5EA2C" wp14:editId="55B57792">
                   <wp:extent cx="1390844" cy="304843"/>
                   <wp:effectExtent l="0" t="0" r="0" b="0"/>
                   <wp:docPr id="1024915526" name="图片 1"/>
@@ -1084,7 +1212,7 @@
         </w:tc>
         <w:tc>
           <w:tcPr>
-            <w:tcW w:w="1568" w:type="dxa"/>
+            <w:tcW w:w="1770" w:type="dxa"/>
           </w:tcPr>
           <w:p>
             <w:pPr>
@@ -1144,7 +1272,7 @@
         </w:tc>
         <w:tc>
           <w:tcPr>
-            <w:tcW w:w="1730" w:type="dxa"/>
+            <w:tcW w:w="1701" w:type="dxa"/>
           </w:tcPr>
           <w:p>
             <w:pPr>
@@ -1162,7 +1290,7 @@
                 <w:sz w:val="24"/>
                 <w:szCs w:val="24"/>
               </w:rPr>
-              <w:t>结论产生</w:t>
+              <w:t>产生</w:t>
             </w:r>
             <w:r>
               <w:rPr>
@@ -1177,7 +1305,7 @@
         </w:tc>
         <w:tc>
           <w:tcPr>
-            <w:tcW w:w="6126" w:type="dxa"/>
+            <w:tcW w:w="6237" w:type="dxa"/>
           </w:tcPr>
           <w:p>
             <w:pPr>
@@ -1196,7 +1324,7 @@
                 <w:szCs w:val="24"/>
               </w:rPr>
               <w:drawing>
-                <wp:inline distT="0" distB="0" distL="0" distR="0" wp14:anchorId="0A28EADD" wp14:editId="5EC6D09D">
+                <wp:inline distT="0" distB="0" distL="0" distR="0" wp14:anchorId="2DB8F0DC" wp14:editId="2AFCF314">
                   <wp:extent cx="1704975" cy="288404"/>
                   <wp:effectExtent l="0" t="0" r="0" b="0"/>
                   <wp:docPr id="1784490463" name="图片 1"/>
@@ -1259,7 +1387,7 @@
         </w:tc>
         <w:tc>
           <w:tcPr>
-            <w:tcW w:w="1568" w:type="dxa"/>
+            <w:tcW w:w="1770" w:type="dxa"/>
           </w:tcPr>
           <w:p>
             <w:pPr>
@@ -1283,7 +1411,7 @@
         </w:tc>
         <w:tc>
           <w:tcPr>
-            <w:tcW w:w="1730" w:type="dxa"/>
+            <w:tcW w:w="1701" w:type="dxa"/>
           </w:tcPr>
           <w:p>
             <w:pPr>
@@ -1301,13 +1429,13 @@
                 <w:sz w:val="24"/>
                 <w:szCs w:val="24"/>
               </w:rPr>
-              <w:t>结论消除=&gt;</w:t>
+              <w:t>消除=&gt;</w:t>
             </w:r>
           </w:p>
         </w:tc>
         <w:tc>
           <w:tcPr>
-            <w:tcW w:w="6126" w:type="dxa"/>
+            <w:tcW w:w="6237" w:type="dxa"/>
           </w:tcPr>
           <w:p>
             <w:pPr>
@@ -1326,7 +1454,7 @@
                 <w:szCs w:val="24"/>
               </w:rPr>
               <w:drawing>
-                <wp:inline distT="0" distB="0" distL="0" distR="0" wp14:anchorId="0C3DF6F2" wp14:editId="40376892">
+                <wp:inline distT="0" distB="0" distL="0" distR="0" wp14:anchorId="450600DC" wp14:editId="125BD36A">
                   <wp:extent cx="638264" cy="314369"/>
                   <wp:effectExtent l="0" t="0" r="9525" b="9525"/>
                   <wp:docPr id="1065005760" name="图片 1"/>
@@ -1380,7 +1508,7 @@
         </w:tc>
         <w:tc>
           <w:tcPr>
-            <w:tcW w:w="1568" w:type="dxa"/>
+            <w:tcW w:w="1770" w:type="dxa"/>
           </w:tcPr>
           <w:p>
             <w:pPr>
@@ -1431,7 +1559,7 @@
         </w:tc>
         <w:tc>
           <w:tcPr>
-            <w:tcW w:w="1730" w:type="dxa"/>
+            <w:tcW w:w="1701" w:type="dxa"/>
           </w:tcPr>
           <w:p>
             <w:pPr>
@@ -1449,13 +1577,13 @@
                 <w:sz w:val="24"/>
                 <w:szCs w:val="24"/>
               </w:rPr>
-              <w:t>结论产生=&gt;</w:t>
+              <w:t>产生=&gt;</w:t>
             </w:r>
           </w:p>
         </w:tc>
         <w:tc>
           <w:tcPr>
-            <w:tcW w:w="6126" w:type="dxa"/>
+            <w:tcW w:w="6237" w:type="dxa"/>
           </w:tcPr>
           <w:p>
             <w:pPr>
@@ -1470,7 +1598,7 @@
               <w:rPr>
                 <w:rFonts w:hint="eastAsia"/>
               </w:rPr>
-              <w:object w:dxaOrig="5910" w:dyaOrig="615" w14:anchorId="415BA70E">
+              <w:object w:dxaOrig="5910" w:dyaOrig="615" w14:anchorId="552E555D">
                 <v:shapetype id="_x0000_t75" coordsize="21600,21600" o:spt="75" o:preferrelative="t" path="m@4@5l@4@11@9@11@9@5xe" filled="f" stroked="f">
                   <v:stroke joinstyle="miter"/>
                   <v:formulas>
@@ -1490,10 +1618,10 @@
                   <v:path o:extrusionok="f" gradientshapeok="t" o:connecttype="rect"/>
                   <o:lock v:ext="edit" aspectratio="t"/>
                 </v:shapetype>
-                <v:shape id="_x0000_i1036" type="#_x0000_t75" style="width:295.5pt;height:30.7pt" o:ole="">
+                <v:shape id="_x0000_i1047" type="#_x0000_t75" style="width:295.5pt;height:30.75pt" o:ole="">
                   <v:imagedata r:id="rId20" o:title=""/>
                 </v:shape>
-                <o:OLEObject Type="Embed" ProgID="PBrush" ShapeID="_x0000_i1036" DrawAspect="Content" ObjectID="_1853078941" r:id="rId21"/>
+                <o:OLEObject Type="Embed" ProgID="PBrush" ShapeID="_x0000_i1047" DrawAspect="Content" ObjectID="_1853158761" r:id="rId21"/>
               </w:object>
             </w:r>
           </w:p>
@@ -1524,7 +1652,7 @@
         </w:tc>
         <w:tc>
           <w:tcPr>
-            <w:tcW w:w="1568" w:type="dxa"/>
+            <w:tcW w:w="1770" w:type="dxa"/>
           </w:tcPr>
           <w:p>
             <w:pPr>
@@ -1548,7 +1676,7 @@
         </w:tc>
         <w:tc>
           <w:tcPr>
-            <w:tcW w:w="1730" w:type="dxa"/>
+            <w:tcW w:w="1701" w:type="dxa"/>
           </w:tcPr>
           <w:p>
             <w:pPr>
@@ -1566,7 +1694,7 @@
                 <w:sz w:val="24"/>
                 <w:szCs w:val="24"/>
               </w:rPr>
-              <w:t>结论产生/消除</w:t>
+              <w:t>产生/消除</w:t>
             </w:r>
             <w:r>
               <w:rPr>
@@ -1581,7 +1709,7 @@
         </w:tc>
         <w:tc>
           <w:tcPr>
-            <w:tcW w:w="6126" w:type="dxa"/>
+            <w:tcW w:w="6237" w:type="dxa"/>
           </w:tcPr>
           <w:p>
             <w:pPr>
@@ -1593,11 +1721,11 @@
               <w:rPr>
                 <w:rFonts w:hint="eastAsia"/>
               </w:rPr>
-              <w:object w:dxaOrig="2565" w:dyaOrig="750" w14:anchorId="74249E99">
-                <v:shape id="_x0000_i1037" type="#_x0000_t75" style="width:104.55pt;height:30.7pt" o:ole="">
+              <w:object w:dxaOrig="2565" w:dyaOrig="750" w14:anchorId="6D8DC5D2">
+                <v:shape id="_x0000_i1048" type="#_x0000_t75" style="width:105pt;height:30.75pt" o:ole="">
                   <v:imagedata r:id="rId22" o:title=""/>
                 </v:shape>
-                <o:OLEObject Type="Embed" ProgID="PBrush" ShapeID="_x0000_i1037" DrawAspect="Content" ObjectID="_1853078942" r:id="rId23"/>
+                <o:OLEObject Type="Embed" ProgID="PBrush" ShapeID="_x0000_i1048" DrawAspect="Content" ObjectID="_1853158762" r:id="rId23"/>
               </w:object>
             </w:r>
           </w:p>
@@ -1622,40 +1750,40 @@
         </w:tc>
         <w:tc>
           <w:tcPr>
-            <w:tcW w:w="1568" w:type="dxa"/>
+            <w:tcW w:w="1770" w:type="dxa"/>
           </w:tcPr>
           <w:p>
             <w:pPr>
               <w:rPr>
+                <w:rFonts w:cstheme="majorBidi"/>
+                <w:color w:val="0F4761" w:themeColor="accent1" w:themeShade="BF"/>
+                <w:sz w:val="24"/>
+                <w:szCs w:val="24"/>
+              </w:rPr>
+            </w:pPr>
+            <w:r>
+              <w:rPr>
+                <w:rFonts w:cstheme="majorBidi"/>
+                <w:color w:val="0F4761" w:themeColor="accent1" w:themeShade="BF"/>
+                <w:sz w:val="24"/>
+                <w:szCs w:val="24"/>
+              </w:rPr>
+              <w:t>¬Intro</w:t>
+            </w:r>
+            <w:r>
+              <w:rPr>
                 <w:rFonts w:cstheme="majorBidi" w:hint="eastAsia"/>
                 <w:color w:val="0F4761" w:themeColor="accent1" w:themeShade="BF"/>
                 <w:sz w:val="24"/>
                 <w:szCs w:val="24"/>
               </w:rPr>
-            </w:pPr>
-            <w:r>
-              <w:rPr>
-                <w:rFonts w:cstheme="majorBidi"/>
-                <w:color w:val="0F4761" w:themeColor="accent1" w:themeShade="BF"/>
-                <w:sz w:val="24"/>
-                <w:szCs w:val="24"/>
-              </w:rPr>
-              <w:t>¬Intro</w:t>
-            </w:r>
-            <w:r>
-              <w:rPr>
-                <w:rFonts w:cstheme="majorBidi" w:hint="eastAsia"/>
-                <w:color w:val="0F4761" w:themeColor="accent1" w:themeShade="BF"/>
-                <w:sz w:val="24"/>
-                <w:szCs w:val="24"/>
-              </w:rPr>
-              <w:t xml:space="preserve">     i</w:t>
+              <w:t xml:space="preserve">   i</w:t>
             </w:r>
           </w:p>
         </w:tc>
         <w:tc>
           <w:tcPr>
-            <w:tcW w:w="1730" w:type="dxa"/>
+            <w:tcW w:w="1701" w:type="dxa"/>
           </w:tcPr>
           <w:p>
             <w:pPr>
@@ -1673,7 +1801,7 @@
                 <w:sz w:val="24"/>
                 <w:szCs w:val="24"/>
               </w:rPr>
-              <w:t>结论产生</w:t>
+              <w:t>产生</w:t>
             </w:r>
             <w:r>
               <w:rPr>
@@ -1688,7 +1816,7 @@
         </w:tc>
         <w:tc>
           <w:tcPr>
-            <w:tcW w:w="6126" w:type="dxa"/>
+            <w:tcW w:w="6237" w:type="dxa"/>
           </w:tcPr>
           <w:p>
             <w:pPr>
@@ -1700,11 +1828,11 @@
               <w:rPr>
                 <w:rFonts w:hint="eastAsia"/>
               </w:rPr>
-              <w:object w:dxaOrig="1950" w:dyaOrig="720" w14:anchorId="3BE53D9B">
-                <v:shape id="_x0000_i1038" type="#_x0000_t75" style="width:86.4pt;height:31.95pt" o:ole="">
+              <w:object w:dxaOrig="1950" w:dyaOrig="720" w14:anchorId="72EAFED9">
+                <v:shape id="_x0000_i1049" type="#_x0000_t75" style="width:86.25pt;height:31.5pt" o:ole="">
                   <v:imagedata r:id="rId24" o:title=""/>
                 </v:shape>
-                <o:OLEObject Type="Embed" ProgID="PBrush" ShapeID="_x0000_i1038" DrawAspect="Content" ObjectID="_1853078943" r:id="rId25"/>
+                <o:OLEObject Type="Embed" ProgID="PBrush" ShapeID="_x0000_i1049" DrawAspect="Content" ObjectID="_1853158763" r:id="rId25"/>
               </w:object>
             </w:r>
           </w:p>
